--- a/Documentación/Mockups.docx
+++ b/Documentación/Mockups.docx
@@ -30,12 +30,12 @@
           <wp:inline distB="114300" distT="114300" distL="114300" distR="114300">
             <wp:extent cx="5731200" cy="3543300"/>
             <wp:effectExtent b="12700" l="12700" r="12700" t="12700"/>
-            <wp:docPr id="7" name="image4.png"/>
+            <wp:docPr id="7" name="image7.png"/>
             <a:graphic>
               <a:graphicData uri="http://schemas.openxmlformats.org/drawingml/2006/picture">
                 <pic:pic>
                   <pic:nvPicPr>
-                    <pic:cNvPr id="0" name="image4.png"/>
+                    <pic:cNvPr id="0" name="image7.png"/>
                     <pic:cNvPicPr preferRelativeResize="0"/>
                   </pic:nvPicPr>
                   <pic:blipFill>
@@ -108,12 +108,12 @@
           <wp:inline distB="114300" distT="114300" distL="114300" distR="114300">
             <wp:extent cx="5731200" cy="3543300"/>
             <wp:effectExtent b="12700" l="12700" r="12700" t="12700"/>
-            <wp:docPr id="6" name="image5.png"/>
+            <wp:docPr id="6" name="image4.png"/>
             <a:graphic>
               <a:graphicData uri="http://schemas.openxmlformats.org/drawingml/2006/picture">
                 <pic:pic>
                   <pic:nvPicPr>
-                    <pic:cNvPr id="0" name="image5.png"/>
+                    <pic:cNvPr id="0" name="image4.png"/>
                     <pic:cNvPicPr preferRelativeResize="0"/>
                   </pic:nvPicPr>
                   <pic:blipFill>
@@ -226,12 +226,12 @@
           <wp:inline distB="114300" distT="114300" distL="114300" distR="114300">
             <wp:extent cx="5731200" cy="3543300"/>
             <wp:effectExtent b="12700" l="12700" r="12700" t="12700"/>
-            <wp:docPr id="4" name="image8.png"/>
+            <wp:docPr id="4" name="image5.png"/>
             <a:graphic>
               <a:graphicData uri="http://schemas.openxmlformats.org/drawingml/2006/picture">
                 <pic:pic>
                   <pic:nvPicPr>
-                    <pic:cNvPr id="0" name="image8.png"/>
+                    <pic:cNvPr id="0" name="image5.png"/>
                     <pic:cNvPicPr preferRelativeResize="0"/>
                   </pic:nvPicPr>
                   <pic:blipFill>
@@ -618,12 +618,12 @@
           <wp:inline distB="114300" distT="114300" distL="114300" distR="114300">
             <wp:extent cx="5731200" cy="7810500"/>
             <wp:effectExtent b="12700" l="12700" r="12700" t="12700"/>
-            <wp:docPr id="5" name="image6.png"/>
+            <wp:docPr id="5" name="image8.png"/>
             <a:graphic>
               <a:graphicData uri="http://schemas.openxmlformats.org/drawingml/2006/picture">
                 <pic:pic>
                   <pic:nvPicPr>
-                    <pic:cNvPr id="0" name="image6.png"/>
+                    <pic:cNvPr id="0" name="image8.png"/>
                     <pic:cNvPicPr preferRelativeResize="0"/>
                   </pic:nvPicPr>
                   <pic:blipFill>
@@ -726,12 +726,12 @@
           <wp:inline distB="114300" distT="114300" distL="114300" distR="114300">
             <wp:extent cx="5731200" cy="7810500"/>
             <wp:effectExtent b="12700" l="12700" r="12700" t="12700"/>
-            <wp:docPr id="1" name="image7.png"/>
+            <wp:docPr id="1" name="image6.png"/>
             <a:graphic>
               <a:graphicData uri="http://schemas.openxmlformats.org/drawingml/2006/picture">
                 <pic:pic>
                   <pic:nvPicPr>
-                    <pic:cNvPr id="0" name="image7.png"/>
+                    <pic:cNvPr id="0" name="image6.png"/>
                     <pic:cNvPicPr preferRelativeResize="0"/>
                   </pic:nvPicPr>
                   <pic:blipFill>

--- a/Documentación/Mockups.docx
+++ b/Documentación/Mockups.docx
@@ -30,12 +30,12 @@
           <wp:inline distB="114300" distT="114300" distL="114300" distR="114300">
             <wp:extent cx="5731200" cy="3543300"/>
             <wp:effectExtent b="12700" l="12700" r="12700" t="12700"/>
-            <wp:docPr id="7" name="image4.png"/>
+            <wp:docPr id="7" name="image7.png"/>
             <a:graphic>
               <a:graphicData uri="http://schemas.openxmlformats.org/drawingml/2006/picture">
                 <pic:pic>
                   <pic:nvPicPr>
-                    <pic:cNvPr id="0" name="image4.png"/>
+                    <pic:cNvPr id="0" name="image7.png"/>
                     <pic:cNvPicPr preferRelativeResize="0"/>
                   </pic:nvPicPr>
                   <pic:blipFill>
@@ -108,12 +108,12 @@
           <wp:inline distB="114300" distT="114300" distL="114300" distR="114300">
             <wp:extent cx="5731200" cy="3543300"/>
             <wp:effectExtent b="12700" l="12700" r="12700" t="12700"/>
-            <wp:docPr id="6" name="image5.png"/>
+            <wp:docPr id="6" name="image2.png"/>
             <a:graphic>
               <a:graphicData uri="http://schemas.openxmlformats.org/drawingml/2006/picture">
                 <pic:pic>
                   <pic:nvPicPr>
-                    <pic:cNvPr id="0" name="image5.png"/>
+                    <pic:cNvPr id="0" name="image2.png"/>
                     <pic:cNvPicPr preferRelativeResize="0"/>
                   </pic:nvPicPr>
                   <pic:blipFill>
@@ -500,12 +500,12 @@
           <wp:inline distB="114300" distT="114300" distL="114300" distR="114300">
             <wp:extent cx="5731200" cy="3543300"/>
             <wp:effectExtent b="12700" l="12700" r="12700" t="12700"/>
-            <wp:docPr id="2" name="image2.png"/>
+            <wp:docPr id="2" name="image4.png"/>
             <a:graphic>
               <a:graphicData uri="http://schemas.openxmlformats.org/drawingml/2006/picture">
                 <pic:pic>
                   <pic:nvPicPr>
-                    <pic:cNvPr id="0" name="image2.png"/>
+                    <pic:cNvPr id="0" name="image4.png"/>
                     <pic:cNvPicPr preferRelativeResize="0"/>
                   </pic:nvPicPr>
                   <pic:blipFill>
@@ -726,12 +726,12 @@
           <wp:inline distB="114300" distT="114300" distL="114300" distR="114300">
             <wp:extent cx="5731200" cy="7810500"/>
             <wp:effectExtent b="12700" l="12700" r="12700" t="12700"/>
-            <wp:docPr id="1" name="image7.png"/>
+            <wp:docPr id="1" name="image5.png"/>
             <a:graphic>
               <a:graphicData uri="http://schemas.openxmlformats.org/drawingml/2006/picture">
                 <pic:pic>
                   <pic:nvPicPr>
-                    <pic:cNvPr id="0" name="image7.png"/>
+                    <pic:cNvPr id="0" name="image5.png"/>
                     <pic:cNvPicPr preferRelativeResize="0"/>
                   </pic:nvPicPr>
                   <pic:blipFill>
